--- a/modelagem/Modelo de Dados tabelas.docx
+++ b/modelagem/Modelo de Dados tabelas.docx
@@ -28,7 +28,15 @@
     </w:p>
     <w:p>
       <w:r>
-        <w:t xml:space="preserve">DIM_AGENCIA – localização de agencias. </w:t>
+        <w:t>DIM_</w:t>
+      </w:r>
+      <w:proofErr w:type="gramStart"/>
+      <w:r>
+        <w:t>AGENCIA</w:t>
+      </w:r>
+      <w:proofErr w:type="gramEnd"/>
+      <w:r>
+        <w:t xml:space="preserve"> – localização de agencias. </w:t>
       </w:r>
     </w:p>
     <w:p>
@@ -98,7 +106,20 @@
     </w:p>
     <w:p>
       <w:r>
-        <w:t>DIM_CREDITO – os tipos de créditos definido na operação bancária.</w:t>
+        <w:t>DIM_</w:t>
+      </w:r>
+      <w:proofErr w:type="gramStart"/>
+      <w:r>
+        <w:t>CREDITO</w:t>
+      </w:r>
+      <w:proofErr w:type="gramEnd"/>
+      <w:r>
+        <w:t xml:space="preserve"> – os tipos de créditos definido na operação bancária.</w:t>
+      </w:r>
+    </w:p>
+    <w:p>
+      <w:r>
+        <w:t>DIM_CAMPANHA – tabela de campanhas e relacionamento entre clientes e marketing.</w:t>
       </w:r>
     </w:p>
     <w:p>
@@ -124,7 +145,15 @@
     </w:p>
     <w:p>
       <w:r>
-        <w:t xml:space="preserve">F_SALDO  -  guarda o saldo diário de cada conta. </w:t>
+        <w:t>F_</w:t>
+      </w:r>
+      <w:proofErr w:type="gramStart"/>
+      <w:r>
+        <w:t>SALDO  -</w:t>
+      </w:r>
+      <w:proofErr w:type="gramEnd"/>
+      <w:r>
+        <w:t xml:space="preserve">  guarda o saldo diário de cada conta. </w:t>
       </w:r>
     </w:p>
     <w:p>
@@ -157,15 +186,57 @@
         <w:t>CLIENTE_PRODUTOS – são clientes que tem um ou mais produtos.</w:t>
       </w:r>
     </w:p>
-    <w:p>
-      <w:r>
-        <w:t xml:space="preserve">OBS: dava pra criar F_TARIFA , F_LIMITE_CREDITO , F_AUDITORIA , </w:t>
-      </w:r>
-      <w:r>
-        <w:t>DIM_CAMPANHA,</w:t>
-      </w:r>
-      <w:r>
-        <w:t>DIM_SEGMENTO, DIM_USUARIO pelo tempo defini não incluir.</w:t>
+    <w:p/>
+    <w:p>
+      <w:r>
+        <w:lastRenderedPageBreak/>
+        <w:t xml:space="preserve">OBS: dava </w:t>
+      </w:r>
+      <w:proofErr w:type="gramStart"/>
+      <w:r>
+        <w:t>pra</w:t>
+      </w:r>
+      <w:proofErr w:type="gramEnd"/>
+      <w:r>
+        <w:t xml:space="preserve"> criar F_</w:t>
+      </w:r>
+      <w:proofErr w:type="gramStart"/>
+      <w:r>
+        <w:t>TARIFA ,</w:t>
+      </w:r>
+      <w:proofErr w:type="gramEnd"/>
+      <w:r>
+        <w:t xml:space="preserve"> F_LIMITE_</w:t>
+      </w:r>
+      <w:proofErr w:type="gramStart"/>
+      <w:r>
+        <w:t>CREDITO ,</w:t>
+      </w:r>
+      <w:proofErr w:type="gramEnd"/>
+      <w:r>
+        <w:t xml:space="preserve"> F_</w:t>
+      </w:r>
+      <w:proofErr w:type="gramStart"/>
+      <w:r>
+        <w:t>AUDITORIA ,</w:t>
+      </w:r>
+      <w:proofErr w:type="gramEnd"/>
+      <w:r>
+        <w:t xml:space="preserve"> </w:t>
+      </w:r>
+      <w:r>
+        <w:t>DIM_</w:t>
+      </w:r>
+      <w:proofErr w:type="gramStart"/>
+      <w:r>
+        <w:t>CAMPANHA,</w:t>
+      </w:r>
+      <w:r>
+        <w:t>DIM</w:t>
+      </w:r>
+      <w:proofErr w:type="gramEnd"/>
+      <w:r>
+        <w:t>_SEGMENTO, DIM_USUARIO pelo tempo defini não incluir.</w:t>
       </w:r>
     </w:p>
     <w:p/>
